--- a/docs/景點簡介速查表.docx
+++ b/docs/景點簡介速查表.docx
@@ -302,7 +302,33 @@
         <w:rPr>
           <w:rFonts w:ascii="Microsoft JhengHei" w:hAnsi="Microsoft JhengHei" w:eastAsia="Microsoft JhengHei"/>
         </w:rPr>
-        <w:t>田野廣場旁 102 公尺高的鐘塔，是義大利第二高的中世紀塔樓。塔名來自一位綽號「吃貨」的敲鐘人，爬完 400 階到塔頂，整座 Siena 城和遠方的托斯卡尼山丘盡收眼底。</w:t>
+        <w:t>田野廣場旁高聳的鐘塔，</w:t>
+      </w:r>
+      <w:r>
+        <w:rPr>
+          <w:rFonts w:ascii="Microsoft JhengHei" w:hAnsi="Microsoft JhengHei" w:eastAsia="Microsoft JhengHei"/>
+          <w:b/>
+        </w:rPr>
+        <w:t>塔身約 87 公尺、含避雷針達 102 公尺</w:t>
+      </w:r>
+      <w:r>
+        <w:rPr>
+          <w:rFonts w:ascii="Microsoft JhengHei" w:hAnsi="Microsoft JhengHei" w:eastAsia="Microsoft JhengHei"/>
+        </w:rPr>
+        <w:t>，是義大利第二高的中世紀塔樓。塔名來自一位綽號「吃貨」的敲鐘人，</w:t>
+      </w:r>
+      <w:r>
+        <w:rPr>
+          <w:rFonts w:ascii="Microsoft JhengHei" w:hAnsi="Microsoft JhengHei" w:eastAsia="Microsoft JhengHei"/>
+          <w:b/>
+        </w:rPr>
+        <w:t>爬完約 400 階</w:t>
+      </w:r>
+      <w:r>
+        <w:rPr>
+          <w:rFonts w:ascii="Microsoft JhengHei" w:hAnsi="Microsoft JhengHei" w:eastAsia="Microsoft JhengHei"/>
+        </w:rPr>
+        <w:t>到塔頂，整座 Siena 城和遠方的托斯卡尼山丘盡收眼底。</w:t>
       </w:r>
     </w:p>
     <w:p>
@@ -439,7 +465,20 @@
         <w:rPr>
           <w:rFonts w:ascii="Microsoft JhengHei" w:hAnsi="Microsoft JhengHei" w:eastAsia="Microsoft JhengHei"/>
         </w:rPr>
-        <w:t>Siena 守護聖人聖乘琳娜（Santa Caterina）與這座教堂淵源最深，裡面保存了她的頭顱聖髑——聽起來有點驚悚，但這正是中世紀信仰文化最真實的一面，教堂本身也很壯觀。</w:t>
+        <w:t>Siena 守護聖人</w:t>
+      </w:r>
+      <w:r>
+        <w:rPr>
+          <w:rFonts w:ascii="Microsoft JhengHei" w:hAnsi="Microsoft JhengHei" w:eastAsia="Microsoft JhengHei"/>
+          <w:b/>
+        </w:rPr>
+        <w:t>錫耶納的聖加大利納（Santa Caterina da Siena）</w:t>
+      </w:r>
+      <w:r>
+        <w:rPr>
+          <w:rFonts w:ascii="Microsoft JhengHei" w:hAnsi="Microsoft JhengHei" w:eastAsia="Microsoft JhengHei"/>
+        </w:rPr>
+        <w:t>與這座教堂淵源最深，裡面保存了她的頭顱聖髑——聽起來有點驚悚，但這正是中世紀信仰文化最真實的一面，教堂本身也很壯觀。</w:t>
       </w:r>
     </w:p>
     <w:p>
@@ -518,7 +557,33 @@
         <w:rPr>
           <w:rFonts w:ascii="Microsoft JhengHei" w:hAnsi="Microsoft JhengHei" w:eastAsia="Microsoft JhengHei"/>
         </w:rPr>
-        <w:t>創立於 1612 年的世界最古老藥妝店，前身是道明會修道士的草藥工坊。光是走進那個像教堂一樣華麗的店面就值得了，招牌薔薇水和佛手柑古龍水是最經典的伴手禮。</w:t>
+        <w:t xml:space="preserve">源自 </w:t>
+      </w:r>
+      <w:r>
+        <w:rPr>
+          <w:rFonts w:ascii="Microsoft JhengHei" w:hAnsi="Microsoft JhengHei" w:eastAsia="Microsoft JhengHei"/>
+          <w:b/>
+        </w:rPr>
+        <w:t>1221 年道明會修士的草藥傳統</w:t>
+      </w:r>
+      <w:r>
+        <w:rPr>
+          <w:rFonts w:ascii="Microsoft JhengHei" w:hAnsi="Microsoft JhengHei" w:eastAsia="Microsoft JhengHei"/>
+        </w:rPr>
+        <w:t>、</w:t>
+      </w:r>
+      <w:r>
+        <w:rPr>
+          <w:rFonts w:ascii="Microsoft JhengHei" w:hAnsi="Microsoft JhengHei" w:eastAsia="Microsoft JhengHei"/>
+          <w:b/>
+        </w:rPr>
+        <w:t>1612 年正式對外營業</w:t>
+      </w:r>
+      <w:r>
+        <w:rPr>
+          <w:rFonts w:ascii="Microsoft JhengHei" w:hAnsi="Microsoft JhengHei" w:eastAsia="Microsoft JhengHei"/>
+        </w:rPr>
+        <w:t>的世界最古老藥妝店之一。光是走進那個像教堂一樣華麗的店面就值得了，招牌薔薇水和佛手柑古龍水是最經典的伴手禮。</w:t>
       </w:r>
     </w:p>
     <w:p>
@@ -533,7 +598,7 @@
           <w:rFonts w:ascii="Microsoft JhengHei" w:hAnsi="Microsoft JhengHei" w:eastAsia="Microsoft JhengHei"/>
           <w:b/>
         </w:rPr>
-        <w:t>15. Odeon Cinema &amp; Bookstore（劇院改建書店）</w:t>
+        <w:t>15. Giunti Odeon（劇院改建書店）</w:t>
       </w:r>
       <w:r>
         <w:rPr>
@@ -547,7 +612,45 @@
         <w:rPr>
           <w:rFonts w:ascii="Microsoft JhengHei" w:hAnsi="Microsoft JhengHei" w:eastAsia="Microsoft JhengHei"/>
         </w:rPr>
-        <w:t>一座 1920 年代的新藝術風格電影院改建成的書店咖啡廳，挑高天花板、復古座椅，在這裡翻翻書、喝杯咖啡，感受佛羅倫斯文藝又悠閒的那一面。</w:t>
+      </w:r>
+      <w:r>
+        <w:rPr>
+          <w:rFonts w:ascii="Microsoft JhengHei" w:hAnsi="Microsoft JhengHei" w:eastAsia="Microsoft JhengHei"/>
+          <w:b/>
+        </w:rPr>
+        <w:t>1922 年開幕</w:t>
+      </w:r>
+      <w:r>
+        <w:rPr>
+          <w:rFonts w:ascii="Microsoft JhengHei" w:hAnsi="Microsoft JhengHei" w:eastAsia="Microsoft JhengHei"/>
+        </w:rPr>
+        <w:t xml:space="preserve">的歷史電影院，如今改造為 </w:t>
+      </w:r>
+      <w:r>
+        <w:rPr>
+          <w:rFonts w:ascii="Microsoft JhengHei" w:hAnsi="Microsoft JhengHei" w:eastAsia="Microsoft JhengHei"/>
+          <w:b/>
+        </w:rPr>
+        <w:t>Giunti Odeon</w:t>
+      </w:r>
+      <w:r>
+        <w:rPr>
+          <w:rFonts w:ascii="Microsoft JhengHei" w:hAnsi="Microsoft JhengHei" w:eastAsia="Microsoft JhengHei"/>
+        </w:rPr>
+        <w:t xml:space="preserve">，結合書店、電影放映與咖啡餐飲，保留華麗的 </w:t>
+      </w:r>
+      <w:r>
+        <w:rPr>
+          <w:rFonts w:ascii="Microsoft JhengHei" w:hAnsi="Microsoft JhengHei" w:eastAsia="Microsoft JhengHei"/>
+          <w:b/>
+        </w:rPr>
+        <w:t>Art Deco（裝飾藝術）劇院氛圍</w:t>
+      </w:r>
+      <w:r>
+        <w:rPr>
+          <w:rFonts w:ascii="Microsoft JhengHei" w:hAnsi="Microsoft JhengHei" w:eastAsia="Microsoft JhengHei"/>
+        </w:rPr>
+        <w:t>。挑高天花板、復古座椅，在這裡翻翻書、喝杯咖啡，感受佛羅倫斯文藝又悠閒的那一面。</w:t>
       </w:r>
     </w:p>
     <w:p>
@@ -576,7 +679,20 @@
         <w:rPr>
           <w:rFonts w:ascii="Microsoft JhengHei" w:hAnsi="Microsoft JhengHei" w:eastAsia="Microsoft JhengHei"/>
         </w:rPr>
-        <w:t>佛羅倫斯的「客廳」，前身是羅馬時代的古城廣場。那座大拱門和旋轉木馬是經典地標，周圍的百年咖啡館 Caffe Giubbe Rosse 曾是未來主義藝術家的秘密據點。</w:t>
+        <w:t xml:space="preserve">佛羅倫斯的「客廳」，前身是羅馬時代的古城廣場。那座大拱門和旋轉木馬是經典地標，周圍的百年咖啡館 </w:t>
+      </w:r>
+      <w:r>
+        <w:rPr>
+          <w:rFonts w:ascii="Microsoft JhengHei" w:hAnsi="Microsoft JhengHei" w:eastAsia="Microsoft JhengHei"/>
+          <w:b/>
+        </w:rPr>
+        <w:t>Caffè Giubbe Rosse</w:t>
+      </w:r>
+      <w:r>
+        <w:rPr>
+          <w:rFonts w:ascii="Microsoft JhengHei" w:hAnsi="Microsoft JhengHei" w:eastAsia="Microsoft JhengHei"/>
+        </w:rPr>
+        <w:t xml:space="preserve"> 曾是未來主義藝術家的秘密據點。</w:t>
       </w:r>
     </w:p>
     <w:p>
@@ -655,7 +771,20 @@
         <w:rPr>
           <w:rFonts w:ascii="Microsoft JhengHei" w:hAnsi="Microsoft JhengHei" w:eastAsia="Microsoft JhengHei"/>
         </w:rPr>
-        <w:t>佛羅倫斯的政治心臟，露天雕塑多到像一座沒有圍牆的博物館。舊宮門前站著大衛像的複製品，海神噴泉和乘女掠奪的雕塑群隨便一個都是教科書等級的作品。</w:t>
+        <w:t>佛羅倫斯的政治心臟，露天雕塑多到像一座沒有圍牆的博物館。舊宮門前站著大衛像的複製品，海神噴泉和《</w:t>
+      </w:r>
+      <w:r>
+        <w:rPr>
+          <w:rFonts w:ascii="Microsoft JhengHei" w:hAnsi="Microsoft JhengHei" w:eastAsia="Microsoft JhengHei"/>
+          <w:b/>
+        </w:rPr>
+        <w:t>薩賓婦女的掠奪</w:t>
+      </w:r>
+      <w:r>
+        <w:rPr>
+          <w:rFonts w:ascii="Microsoft JhengHei" w:hAnsi="Microsoft JhengHei" w:eastAsia="Microsoft JhengHei"/>
+        </w:rPr>
+        <w:t>》雕塑群隨便一個都是教科書等級的作品。</w:t>
       </w:r>
     </w:p>
     <w:p>
@@ -1232,7 +1361,42 @@
         <w:rPr>
           <w:rFonts w:ascii="Microsoft JhengHei" w:hAnsi="Microsoft JhengHei" w:eastAsia="Microsoft JhengHei"/>
         </w:rPr>
-        <w:t>達文西花了三年畫在修道院食堂牆上的曠世巨作，每場只開放 25 人、只能看 15 分鐘，但那 15 分鐘你會忘記呼吸。耶穌說出「你們之中有人要背叛我」那一瞬間的戲劇張力，五百多年後依然震撼。</w:t>
+        <w:t>達文西花了三年畫在修道院食堂牆上的曠世巨作，</w:t>
+      </w:r>
+      <w:r>
+        <w:rPr>
+          <w:rFonts w:ascii="Microsoft JhengHei" w:hAnsi="Microsoft JhengHei" w:eastAsia="Microsoft JhengHei"/>
+          <w:b/>
+        </w:rPr>
+        <w:t>每場最多 40 人、只能看 15 分鐘</w:t>
+      </w:r>
+      <w:r>
+        <w:rPr>
+          <w:rFonts w:ascii="Microsoft JhengHei" w:hAnsi="Microsoft JhengHei" w:eastAsia="Microsoft JhengHei"/>
+        </w:rPr>
+        <w:t>，但那 15 分鐘你會忘記呼吸。耶穌說出「你們之中有人要背叛我」那一瞬間的戲劇張力，五百多年後依然震撼。</w:t>
+      </w:r>
+    </w:p>
+    <w:p>
+      <w:pPr/>
+      <w:r>
+        <w:rPr>
+          <w:rFonts w:ascii="Microsoft JhengHei" w:hAnsi="Microsoft JhengHei" w:eastAsia="Microsoft JhengHei"/>
+        </w:rPr>
+        <w:t xml:space="preserve">⚠ </w:t>
+      </w:r>
+      <w:r>
+        <w:rPr>
+          <w:rFonts w:ascii="Microsoft JhengHei" w:hAnsi="Microsoft JhengHei" w:eastAsia="Microsoft JhengHei"/>
+          <w:b/>
+        </w:rPr>
+        <w:t>每週一公休</w:t>
+      </w:r>
+      <w:r>
+        <w:rPr>
+          <w:rFonts w:ascii="Microsoft JhengHei" w:hAnsi="Microsoft JhengHei" w:eastAsia="Microsoft JhengHei"/>
+        </w:rPr>
+        <w:t>，本行程 Day 9（6/22 週一）不適合排入，需另尋日期或預約。</w:t>
       </w:r>
     </w:p>
     <w:p>
@@ -1352,6 +1516,41 @@
       </w:r>
     </w:p>
     <w:p>
+      <w:pPr/>
+      <w:r>
+        <w:rPr>
+          <w:rFonts w:ascii="Microsoft JhengHei" w:hAnsi="Microsoft JhengHei" w:eastAsia="Microsoft JhengHei"/>
+        </w:rPr>
+        <w:t xml:space="preserve">⚠ </w:t>
+      </w:r>
+      <w:r>
+        <w:rPr>
+          <w:rFonts w:ascii="Microsoft JhengHei" w:hAnsi="Microsoft JhengHei" w:eastAsia="Microsoft JhengHei"/>
+          <w:b/>
+        </w:rPr>
+        <w:t>Brera 美術館每週一公休</w:t>
+      </w:r>
+      <w:r>
+        <w:rPr>
+          <w:rFonts w:ascii="Microsoft JhengHei" w:hAnsi="Microsoft JhengHei" w:eastAsia="Microsoft JhengHei"/>
+        </w:rPr>
+        <w:t>，6/22（週一）只能在街區漫步，無法進館；可改去</w:t>
+      </w:r>
+      <w:r>
+        <w:rPr>
+          <w:rFonts w:ascii="Microsoft JhengHei" w:hAnsi="Microsoft JhengHei" w:eastAsia="Microsoft JhengHei"/>
+          <w:b/>
+        </w:rPr>
+        <w:t>Brera 植物園</w:t>
+      </w:r>
+      <w:r>
+        <w:rPr>
+          <w:rFonts w:ascii="Microsoft JhengHei" w:hAnsi="Microsoft JhengHei" w:eastAsia="Microsoft JhengHei"/>
+        </w:rPr>
+        <w:t>（週一開放）。</w:t>
+      </w:r>
+    </w:p>
+    <w:p>
       <w:pPr>
         <w:spacing w:before="40" w:after="40"/>
         <w:pBdr>
@@ -1371,7 +1570,7 @@
           <w:rFonts w:ascii="Microsoft JhengHei" w:hAnsi="Microsoft JhengHei" w:eastAsia="Microsoft JhengHei"/>
           <w:i/>
         </w:rPr>
-        <w:t>最後更新：2026/3/21</w:t>
+        <w:t>最後更新：2026/05/13（第二輪三方審查修訂版 — 修正曼吉亞塔樓高度、聖加大利納譯名、Officina/Odeon 歷史、Caffè Giubbe Rosse 拼寫、薩賓婦女的掠奪譯名、最後的晚餐人數與週一公休、Brera 美術館週一公休）</w:t>
       </w:r>
       <w:r>
         <w:rPr>
